--- a/1952.4/1952年4月，与王鹤滨等人的谈话__LLM初注.docx
+++ b/1952.4/1952年4月，与王鹤滨等人的谈话__LLM初注.docx
@@ -1313,8 +1313,13 @@
       </w:r>
     </w:p>
     <w:p>
+      <w:commentRangeStart w:id="0"/>
       <w:r>
         <w:t>1. 【需核】王鹤滨之子王子冀的姓名用字（“冀”）和出生年份是否需要核实。</w:t>
+      </w:r>
+      <w:commentRangeEnd w:id="0"/>
+      <w:r>
+        <w:commentReference w:id="0"/>
       </w:r>
     </w:p>
     <w:sectPr>
@@ -1330,6 +1335,18 @@
     </w:sectPr>
   </w:body>
 </w:document>
+</file>
+
+<file path=word/comments.xml><?xml version="1.0" encoding="utf-8"?>
+<w:comments xmlns:w="http://schemas.openxmlformats.org/wordprocessingml/2006/main">
+  <w:comment w:id="0" w:author="LLM初注待核" w:date="2026-07-05T15:07:28Z">
+    <w:p>
+      <w:r>
+        <w:t>【需核】王鹤滨之子王子冀的姓名用字（“冀”）和出生年份是否需要核实。</w:t>
+      </w:r>
+    </w:p>
+  </w:comment>
+</w:comments>
 </file>
 
 <file path=word/footer1.xml><?xml version="1.0" encoding="utf-8"?>

--- a/1952.4/1952年4月，与王鹤滨等人的谈话__LLM初注.docx
+++ b/1952.4/1952年4月，与王鹤滨等人的谈话__LLM初注.docx
@@ -1319,6 +1319,9 @@
       </w:r>
       <w:commentRangeEnd w:id="0"/>
       <w:r>
+        <w:rPr>
+          <w:rStyle w:val="CommentReference"/>
+        </w:rPr>
         <w:commentReference w:id="0"/>
       </w:r>
     </w:p>
@@ -1341,6 +1344,9 @@
 <w:comments xmlns:w="http://schemas.openxmlformats.org/wordprocessingml/2006/main">
   <w:comment w:id="0" w:author="LLM初注待核" w:date="2026-07-05T15:07:28Z">
     <w:p>
+      <w:pPr>
+        <w:pStyle w:val="CommentText"/>
+      </w:pPr>
       <w:r>
         <w:t>【需核】王鹤滨之子王子冀的姓名用字（“冀”）和出生年份是否需要核实。</w:t>
       </w:r>

--- a/1952.4/1952年4月，与王鹤滨等人的谈话__LLM初注.docx
+++ b/1952.4/1952年4月，与王鹤滨等人的谈话__LLM初注.docx
@@ -41,11 +41,20 @@
       <w:r>
         <w:rPr>
           <w:rStyle w:val="FootnoteReference"/>
-        </w:rPr>
+          <w:vertAlign w:val="superscript"/>
+        </w:rPr>
+        <w:t>[</w:t>
         <w:footnoteReference w:id="4"/>
-      </w:r>
-      <w:r>
-        <w:rPr/>
+        <w:t>]</w:t>
+      </w:r>
+      <w:r>
+        <w:rPr>
+          <w:rFonts w:hint="eastAsia" w:ascii="黑体" w:hAnsi="黑体" w:eastAsia="黑体" w:cs="黑体"/>
+          <w:sz w:val="44"/>
+          <w:szCs w:val="44"/>
+          <w:vertAlign w:val="baseline"/>
+          <w:lang w:val="en-US" w:eastAsia="zh-CN"/>
+        </w:rPr>
         <w:t xml:space="preserve">等人的谈话</w:t>
       </w:r>
       <w:bookmarkEnd w:id="0"/>
@@ -61,13 +70,16 @@
       </w:r>
       <w:r>
         <w:rPr>
+          <w:rStyle w:val="FootnoteReference"/>
           <w:rFonts w:hint="eastAsia" w:ascii="仿宋" w:hAnsi="仿宋" w:eastAsia="仿宋" w:cs="仿宋"/>
           <w:sz w:val="36"/>
           <w:szCs w:val="36"/>
           <w:vertAlign w:val="superscript"/>
           <w:lang w:val="en-US" w:eastAsia="zh-CN"/>
         </w:rPr>
+        <w:t>[</w:t>
         <w:footnoteReference w:id="0"/>
+        <w:t>]</w:t>
       </w:r>
       <w:r>
         <w:rPr>
@@ -245,21 +257,35 @@
       <w:r>
         <w:rPr>
           <w:rStyle w:val="FootnoteReference"/>
-        </w:rPr>
+          <w:vertAlign w:val="superscript"/>
+        </w:rPr>
+        <w:t>[</w:t>
         <w:footnoteReference w:id="7"/>
-      </w:r>
-      <w:r>
-        <w:rPr/>
+        <w:t>]</w:t>
+      </w:r>
+      <w:r>
+        <w:rPr>
+          <w:rFonts w:hint="eastAsia" w:ascii="仿宋" w:hAnsi="仿宋" w:eastAsia="仿宋"/>
+          <w:sz w:val="32"/>
+          <w:szCs w:val="32"/>
+        </w:rPr>
         <w:t xml:space="preserve">上预科，大儿子王子冀跟着他生活，他刚让朱宝贵从托儿所把孩子接回来。此时，朱宝贵已经走了，没有人可以托付照顾儿子，他只好抱着孩子，急步向菊香书屋</w:t>
       </w:r>
       <w:r>
         <w:rPr>
           <w:rStyle w:val="FootnoteReference"/>
-        </w:rPr>
+          <w:vertAlign w:val="superscript"/>
+        </w:rPr>
+        <w:t>[</w:t>
         <w:footnoteReference w:id="5"/>
-      </w:r>
-      <w:r>
-        <w:rPr/>
+        <w:t>]</w:t>
+      </w:r>
+      <w:r>
+        <w:rPr>
+          <w:rFonts w:hint="eastAsia" w:ascii="仿宋" w:hAnsi="仿宋" w:eastAsia="仿宋"/>
+          <w:sz w:val="32"/>
+          <w:szCs w:val="32"/>
+        </w:rPr>
         <w:t xml:space="preserve">走去。</w:t>
       </w:r>
       <w:r>
@@ -419,11 +445,18 @@
       <w:r>
         <w:rPr>
           <w:rStyle w:val="FootnoteReference"/>
-        </w:rPr>
+          <w:vertAlign w:val="superscript"/>
+        </w:rPr>
+        <w:t>[</w:t>
         <w:footnoteReference w:id="6"/>
-      </w:r>
-      <w:r>
-        <w:rPr/>
+        <w:t>]</w:t>
+      </w:r>
+      <w:r>
+        <w:rPr>
+          <w:rFonts w:hint="eastAsia" w:ascii="仿宋" w:hAnsi="仿宋" w:eastAsia="仿宋"/>
+          <w:sz w:val="32"/>
+          <w:szCs w:val="32"/>
+        </w:rPr>
         <w:t xml:space="preserve">的朱豪村。</w:t>
       </w:r>
     </w:p>

--- a/1952.4/1952年4月，与王鹤滨等人的谈话__LLM初注.docx
+++ b/1952.4/1952年4月，与王鹤滨等人的谈话__LLM初注.docx
@@ -43,9 +43,16 @@
           <w:rStyle w:val="FootnoteReference"/>
           <w:vertAlign w:val="superscript"/>
         </w:rPr>
-        <w:t>[</w:t>
+        <w:t>[1]</w:t>
+      </w:r>
+      <w:r>
+        <w:rPr>
+          <w:rStyle w:val="FootnoteReference"/>
+          <w:vertAlign w:val="superscript"/>
+          <w:vanish/>
+          <w:specVanish/>
+        </w:rPr>
         <w:footnoteReference w:id="4"/>
-        <w:t>]</w:t>
       </w:r>
       <w:r>
         <w:rPr>
@@ -60,36 +67,19 @@
       <w:bookmarkEnd w:id="0"/>
       <w:r>
         <w:rPr>
-          <w:rFonts w:hint="eastAsia" w:ascii="仿宋" w:hAnsi="仿宋" w:eastAsia="仿宋" w:cs="仿宋"/>
-          <w:sz w:val="36"/>
-          <w:szCs w:val="36"/>
+          <w:rStyle w:val="FootnoteReference"/>
           <w:vertAlign w:val="superscript"/>
-          <w:lang w:val="en-US" w:eastAsia="zh-CN"/>
-        </w:rPr>
-        <w:t>[</w:t>
+        </w:rPr>
+        <w:t>[2]</w:t>
       </w:r>
       <w:r>
         <w:rPr>
           <w:rStyle w:val="FootnoteReference"/>
-          <w:rFonts w:hint="eastAsia" w:ascii="仿宋" w:hAnsi="仿宋" w:eastAsia="仿宋" w:cs="仿宋"/>
-          <w:sz w:val="36"/>
-          <w:szCs w:val="36"/>
           <w:vertAlign w:val="superscript"/>
-          <w:lang w:val="en-US" w:eastAsia="zh-CN"/>
-        </w:rPr>
-        <w:t>[</w:t>
+          <w:vanish/>
+          <w:specVanish/>
+        </w:rPr>
         <w:footnoteReference w:id="0"/>
-        <w:t>]</w:t>
-      </w:r>
-      <w:r>
-        <w:rPr>
-          <w:rFonts w:hint="eastAsia" w:ascii="仿宋" w:hAnsi="仿宋" w:eastAsia="仿宋" w:cs="仿宋"/>
-          <w:sz w:val="36"/>
-          <w:szCs w:val="36"/>
-          <w:vertAlign w:val="superscript"/>
-          <w:lang w:val="en-US" w:eastAsia="zh-CN"/>
-        </w:rPr>
-        <w:t>]</w:t>
       </w:r>
     </w:p>
     <w:p>
@@ -259,26 +249,40 @@
           <w:rStyle w:val="FootnoteReference"/>
           <w:vertAlign w:val="superscript"/>
         </w:rPr>
-        <w:t>[</w:t>
-        <w:footnoteReference w:id="7"/>
-        <w:t>]</w:t>
-      </w:r>
-      <w:r>
-        <w:rPr>
-          <w:rFonts w:hint="eastAsia" w:ascii="仿宋" w:hAnsi="仿宋" w:eastAsia="仿宋"/>
-          <w:sz w:val="32"/>
-          <w:szCs w:val="32"/>
-        </w:rPr>
-        <w:t xml:space="preserve">上预科，大儿子王子冀跟着他生活，他刚让朱宝贵从托儿所把孩子接回来。此时，朱宝贵已经走了，没有人可以托付照顾儿子，他只好抱着孩子，急步向菊香书屋</w:t>
+        <w:t>[3]</w:t>
       </w:r>
       <w:r>
         <w:rPr>
           <w:rStyle w:val="FootnoteReference"/>
           <w:vertAlign w:val="superscript"/>
-        </w:rPr>
-        <w:t>[</w:t>
+          <w:vanish/>
+          <w:specVanish/>
+        </w:rPr>
+        <w:footnoteReference w:id="7"/>
+      </w:r>
+      <w:r>
+        <w:rPr>
+          <w:rFonts w:hint="eastAsia" w:ascii="仿宋" w:hAnsi="仿宋" w:eastAsia="仿宋"/>
+          <w:sz w:val="32"/>
+          <w:szCs w:val="32"/>
+        </w:rPr>
+        <w:t xml:space="preserve">上预科，大儿子王子冀跟着他生活，他刚让朱宝贵从托儿所把孩子接回来。此时，朱宝贵已经走了，没有人可以托付照顾儿子，他只好抱着孩子，急步向菊香书屋</w:t>
+      </w:r>
+      <w:r>
+        <w:rPr>
+          <w:rStyle w:val="FootnoteReference"/>
+          <w:vertAlign w:val="superscript"/>
+        </w:rPr>
+        <w:t>[4]</w:t>
+      </w:r>
+      <w:r>
+        <w:rPr>
+          <w:rStyle w:val="FootnoteReference"/>
+          <w:vertAlign w:val="superscript"/>
+          <w:vanish/>
+          <w:specVanish/>
+        </w:rPr>
         <w:footnoteReference w:id="5"/>
-        <w:t>]</w:t>
       </w:r>
       <w:r>
         <w:rPr>
@@ -447,9 +451,16 @@
           <w:rStyle w:val="FootnoteReference"/>
           <w:vertAlign w:val="superscript"/>
         </w:rPr>
-        <w:t>[</w:t>
+        <w:t>[5]</w:t>
+      </w:r>
+      <w:r>
+        <w:rPr>
+          <w:rStyle w:val="FootnoteReference"/>
+          <w:vertAlign w:val="superscript"/>
+          <w:vanish/>
+          <w:specVanish/>
+        </w:rPr>
         <w:footnoteReference w:id="6"/>
-        <w:t>]</w:t>
       </w:r>
       <w:r>
         <w:rPr>
@@ -1519,13 +1530,39 @@
       </w:pPr>
       <w:r>
         <w:rPr>
+          <w:rStyle w:val="FootnoteReference"/>
+        </w:rPr>
+        <w:t>[2]</w:t>
+      </w:r>
+      <w:r>
+        <w:rPr>
+          <w:rFonts w:hint="eastAsia" w:asciiTheme="minorEastAsia" w:hAnsiTheme="minorEastAsia" w:cstheme="minorBidi"/>
+          <w:kern w:val="2"/>
+          <w:sz w:val="21"/>
+          <w:szCs w:val="21"/>
+          <w:lang w:val="en-US" w:eastAsia="zh-CN" w:bidi="ar-SA"/>
+        </w:rPr>
+        <w:t>关于本文的真实性及时间还存在争议，《</w:t>
+      </w:r>
+      <w:r>
+        <w:rPr>
           <w:rFonts w:hint="eastAsia" w:asciiTheme="minorEastAsia" w:hAnsiTheme="minorEastAsia" w:eastAsiaTheme="minorEastAsia" w:cstheme="minorBidi"/>
           <w:kern w:val="2"/>
           <w:sz w:val="21"/>
           <w:szCs w:val="21"/>
           <w:lang w:val="en-US" w:eastAsia="zh-CN" w:bidi="ar-SA"/>
         </w:rPr>
-        <w:t>[</w:t>
+        <w:t>毛泽东年谱</w:t>
+      </w:r>
+      <w:r>
+        <w:rPr>
+          <w:rFonts w:hint="eastAsia" w:asciiTheme="minorEastAsia" w:hAnsiTheme="minorEastAsia" w:cstheme="minorBidi"/>
+          <w:kern w:val="2"/>
+          <w:sz w:val="21"/>
+          <w:szCs w:val="21"/>
+          <w:lang w:val="en-US" w:eastAsia="zh-CN" w:bidi="ar-SA"/>
+        </w:rPr>
+        <w:t>》中并未记载。</w:t>
       </w:r>
       <w:r>
         <w:rPr>
@@ -1535,17 +1572,7 @@
           <w:szCs w:val="21"/>
           <w:lang w:val="en-US" w:eastAsia="zh-CN" w:bidi="ar-SA"/>
         </w:rPr>
-        <w:footnoteRef/>
-      </w:r>
-      <w:r>
-        <w:rPr>
-          <w:rFonts w:hint="eastAsia" w:asciiTheme="minorEastAsia" w:hAnsiTheme="minorEastAsia" w:eastAsiaTheme="minorEastAsia" w:cstheme="minorBidi"/>
-          <w:kern w:val="2"/>
-          <w:sz w:val="21"/>
-          <w:szCs w:val="21"/>
-          <w:lang w:val="en-US" w:eastAsia="zh-CN" w:bidi="ar-SA"/>
-        </w:rPr>
-        <w:t>]</w:t>
+        <w:t>本文是根据</w:t>
       </w:r>
       <w:r>
         <w:rPr>
@@ -1555,46 +1582,6 @@
           <w:szCs w:val="21"/>
           <w:lang w:val="en-US" w:eastAsia="zh-CN" w:bidi="ar-SA"/>
         </w:rPr>
-        <w:t>关于本文的真实性及时间还存在争议，《</w:t>
-      </w:r>
-      <w:r>
-        <w:rPr>
-          <w:rFonts w:hint="eastAsia" w:asciiTheme="minorEastAsia" w:hAnsiTheme="minorEastAsia" w:eastAsiaTheme="minorEastAsia" w:cstheme="minorBidi"/>
-          <w:kern w:val="2"/>
-          <w:sz w:val="21"/>
-          <w:szCs w:val="21"/>
-          <w:lang w:val="en-US" w:eastAsia="zh-CN" w:bidi="ar-SA"/>
-        </w:rPr>
-        <w:t>毛泽东年谱</w:t>
-      </w:r>
-      <w:r>
-        <w:rPr>
-          <w:rFonts w:hint="eastAsia" w:asciiTheme="minorEastAsia" w:hAnsiTheme="minorEastAsia" w:cstheme="minorBidi"/>
-          <w:kern w:val="2"/>
-          <w:sz w:val="21"/>
-          <w:szCs w:val="21"/>
-          <w:lang w:val="en-US" w:eastAsia="zh-CN" w:bidi="ar-SA"/>
-        </w:rPr>
-        <w:t>》中并未记载。</w:t>
-      </w:r>
-      <w:r>
-        <w:rPr>
-          <w:rFonts w:hint="eastAsia" w:asciiTheme="minorEastAsia" w:hAnsiTheme="minorEastAsia" w:eastAsiaTheme="minorEastAsia" w:cstheme="minorBidi"/>
-          <w:kern w:val="2"/>
-          <w:sz w:val="21"/>
-          <w:szCs w:val="21"/>
-          <w:lang w:val="en-US" w:eastAsia="zh-CN" w:bidi="ar-SA"/>
-        </w:rPr>
-        <w:t>本文是根据</w:t>
-      </w:r>
-      <w:r>
-        <w:rPr>
-          <w:rFonts w:hint="eastAsia" w:asciiTheme="minorEastAsia" w:hAnsiTheme="minorEastAsia" w:cstheme="minorBidi"/>
-          <w:kern w:val="2"/>
-          <w:sz w:val="21"/>
-          <w:szCs w:val="21"/>
-          <w:lang w:val="en-US" w:eastAsia="zh-CN" w:bidi="ar-SA"/>
-        </w:rPr>
         <w:t>东方直心同志编著的《毛泽东大传》（2021年终极版）第六卷，第2088页记载内容编辑而成。标题为编者所加。</w:t>
       </w:r>
     </w:p>
@@ -1612,15 +1599,25 @@
       </w:pPr>
       <w:r>
         <w:rPr>
+          <w:rStyle w:val="FootnoteReference"/>
+        </w:rPr>
+        <w:t>[1]</w:t>
+      </w:r>
+      <w:r>
+        <w:rPr>
           <w:rFonts w:asciiTheme="minorEastAsia" w:hAnsiTheme="minorEastAsia" w:eastAsiaTheme="minorEastAsia" w:cstheme="minorBidi"/>
           <w:kern w:val="2"/>
           <w:sz w:val="21"/>
           <w:szCs w:val="21"/>
           <w:lang w:val="en-US" w:eastAsia="zh-CN" w:bidi="ar-SA"/>
         </w:rPr>
-        <w:footnoteRef/>
-      </w:r>
-      <w:r>
+        <w:t xml:space="preserve">王鹤滨（1924—），毛泽东的保健医生兼生活秘书，1949年至1954年在中南海工作。</w:t>
+      </w:r>
+    </w:p>
+  </w:footnote>
+  <w:footnote w:id="5">
+    <w:p>
+      <w:pPr>
         <w:rPr>
           <w:rFonts w:asciiTheme="minorEastAsia" w:hAnsiTheme="minorEastAsia" w:eastAsiaTheme="minorEastAsia" w:cstheme="minorBidi"/>
           <w:kern w:val="2"/>
@@ -1628,13 +1625,14 @@
           <w:szCs w:val="21"/>
           <w:lang w:val="en-US" w:eastAsia="zh-CN" w:bidi="ar-SA"/>
         </w:rPr>
-        <w:t xml:space="preserve">王鹤滨（1924—），毛泽东的保健医生兼生活秘书，1949年至1954年在中南海工作。</w:t>
-      </w:r>
-    </w:p>
-  </w:footnote>
-  <w:footnote w:id="5">
-    <w:p>
-      <w:pPr>
+      </w:pPr>
+      <w:r>
+        <w:rPr>
+          <w:rStyle w:val="FootnoteReference"/>
+        </w:rPr>
+        <w:t>[4]</w:t>
+      </w:r>
+      <w:r>
         <w:rPr>
           <w:rFonts w:asciiTheme="minorEastAsia" w:hAnsiTheme="minorEastAsia" w:eastAsiaTheme="minorEastAsia" w:cstheme="minorBidi"/>
           <w:kern w:val="2"/>
@@ -1642,8 +1640,13 @@
           <w:szCs w:val="21"/>
           <w:lang w:val="en-US" w:eastAsia="zh-CN" w:bidi="ar-SA"/>
         </w:rPr>
-      </w:pPr>
-      <w:r>
+        <w:t xml:space="preserve">菊香书屋，位于中南海丰泽园内，毛泽东1949年至1966年的住所。</w:t>
+      </w:r>
+    </w:p>
+  </w:footnote>
+  <w:footnote w:id="6">
+    <w:p>
+      <w:pPr>
         <w:rPr>
           <w:rFonts w:asciiTheme="minorEastAsia" w:hAnsiTheme="minorEastAsia" w:eastAsiaTheme="minorEastAsia" w:cstheme="minorBidi"/>
           <w:kern w:val="2"/>
@@ -1651,7 +1654,12 @@
           <w:szCs w:val="21"/>
           <w:lang w:val="en-US" w:eastAsia="zh-CN" w:bidi="ar-SA"/>
         </w:rPr>
-        <w:footnoteRef/>
+      </w:pPr>
+      <w:r>
+        <w:rPr>
+          <w:rStyle w:val="FootnoteReference"/>
+        </w:rPr>
+        <w:t>[5]</w:t>
       </w:r>
       <w:r>
         <w:rPr>
@@ -1661,11 +1669,11 @@
           <w:szCs w:val="21"/>
           <w:lang w:val="en-US" w:eastAsia="zh-CN" w:bidi="ar-SA"/>
         </w:rPr>
-        <w:t xml:space="preserve">菊香书屋，位于中南海丰泽园内，毛泽东1949年至1966年的住所。</w:t>
+        <w:t xml:space="preserve">平山县，位于河北省西部、太行山东麓，属石家庄市管辖。1948年5月至1949年3月，中共中央驻平山县西柏坡，在此指挥了三大战役并召开了中共七届二中全会。</w:t>
       </w:r>
     </w:p>
   </w:footnote>
-  <w:footnote w:id="6">
+  <w:footnote w:id="7">
     <w:p>
       <w:pPr>
         <w:rPr>
@@ -1678,46 +1686,9 @@
       </w:pPr>
       <w:r>
         <w:rPr>
-          <w:rFonts w:asciiTheme="minorEastAsia" w:hAnsiTheme="minorEastAsia" w:eastAsiaTheme="minorEastAsia" w:cstheme="minorBidi"/>
-          <w:kern w:val="2"/>
-          <w:sz w:val="21"/>
-          <w:szCs w:val="21"/>
-          <w:lang w:val="en-US" w:eastAsia="zh-CN" w:bidi="ar-SA"/>
-        </w:rPr>
-        <w:footnoteRef/>
-      </w:r>
-      <w:r>
-        <w:rPr>
-          <w:rFonts w:asciiTheme="minorEastAsia" w:hAnsiTheme="minorEastAsia" w:eastAsiaTheme="minorEastAsia" w:cstheme="minorBidi"/>
-          <w:kern w:val="2"/>
-          <w:sz w:val="21"/>
-          <w:szCs w:val="21"/>
-          <w:lang w:val="en-US" w:eastAsia="zh-CN" w:bidi="ar-SA"/>
-        </w:rPr>
-        <w:t xml:space="preserve">平山县，位于河北省西部、太行山东麓，属石家庄市管辖。1948年5月至1949年3月，中共中央驻平山县西柏坡，在此指挥了三大战役并召开了中共七届二中全会。</w:t>
-      </w:r>
-    </w:p>
-  </w:footnote>
-  <w:footnote w:id="7">
-    <w:p>
-      <w:pPr>
-        <w:rPr>
-          <w:rFonts w:asciiTheme="minorEastAsia" w:hAnsiTheme="minorEastAsia" w:eastAsiaTheme="minorEastAsia" w:cstheme="minorBidi"/>
-          <w:kern w:val="2"/>
-          <w:sz w:val="21"/>
-          <w:szCs w:val="21"/>
-          <w:lang w:val="en-US" w:eastAsia="zh-CN" w:bidi="ar-SA"/>
-        </w:rPr>
-      </w:pPr>
-      <w:r>
-        <w:rPr>
-          <w:rFonts w:asciiTheme="minorEastAsia" w:hAnsiTheme="minorEastAsia" w:eastAsiaTheme="minorEastAsia" w:cstheme="minorBidi"/>
-          <w:kern w:val="2"/>
-          <w:sz w:val="21"/>
-          <w:szCs w:val="21"/>
-          <w:lang w:val="en-US" w:eastAsia="zh-CN" w:bidi="ar-SA"/>
-        </w:rPr>
-        <w:footnoteRef/>
+          <w:rStyle w:val="FootnoteReference"/>
+        </w:rPr>
+        <w:t>[3]</w:t>
       </w:r>
       <w:r>
         <w:rPr>
